--- a/archive/2026-10-02/contracts/03-A_별지1_장기형_수익분류표.docx
+++ b/archive/2026-10-02/contracts/03-A_별지1_장기형_수익분류표.docx
@@ -1729,6 +1729,119 @@
               <w:rPr>
                 <w:rFonts w:ascii="맑은 고딕" w:hAnsi="맑은 고딕" w:eastAsia="맑은 고딕"/>
                 <w:b w:val="0"/>
+                <w:sz w:val="20"/>
+              </w:rPr>
+              <w:t>회사 채널 접수 제안 (선수 지목 포함)</w:t>
+            </w:r>
+          </w:p>
+        </w:tc>
+        <w:tc>
+          <w:tcPr>
+            <w:tcW w:type="dxa" w:w="1105"/>
+            <w:vAlign w:val="center"/>
+            <w:tcMar>
+              <w:top w:w="100" w:type="dxa"/>
+              <w:start w:w="100" w:type="dxa"/>
+              <w:bottom w:w="100" w:type="dxa"/>
+              <w:end w:w="100" w:type="dxa"/>
+            </w:tcMar>
+          </w:tcPr>
+          <w:p>
+            <w:pPr>
+              <w:pStyle w:val="TableBody"/>
+              <w:spacing w:after="0" w:line="276" w:lineRule="auto"/>
+              <w:jc w:val="center"/>
+            </w:pPr>
+            <w:r>
+              <w:rPr>
+                <w:rFonts w:ascii="맑은 고딕" w:hAnsi="맑은 고딕" w:eastAsia="맑은 고딕"/>
+                <w:b w:val="0"/>
+                <w:sz w:val="20"/>
+              </w:rPr>
+              <w:t>50%</w:t>
+            </w:r>
+          </w:p>
+        </w:tc>
+        <w:tc>
+          <w:tcPr>
+            <w:tcW w:type="dxa" w:w="1360"/>
+            <w:vAlign w:val="center"/>
+            <w:tcMar>
+              <w:top w:w="100" w:type="dxa"/>
+              <w:start w:w="100" w:type="dxa"/>
+              <w:bottom w:w="100" w:type="dxa"/>
+              <w:end w:w="100" w:type="dxa"/>
+            </w:tcMar>
+          </w:tcPr>
+          <w:p>
+            <w:pPr>
+              <w:pStyle w:val="TableBody"/>
+              <w:spacing w:after="0" w:line="276" w:lineRule="auto"/>
+              <w:jc w:val="center"/>
+            </w:pPr>
+            <w:r>
+              <w:rPr>
+                <w:rFonts w:ascii="맑은 고딕" w:hAnsi="맑은 고딕" w:eastAsia="맑은 고딕"/>
+                <w:b w:val="0"/>
+                <w:sz w:val="20"/>
+              </w:rPr>
+              <w:t>50%</w:t>
+            </w:r>
+          </w:p>
+        </w:tc>
+        <w:tc>
+          <w:tcPr>
+            <w:tcW w:type="dxa" w:w="2380"/>
+            <w:vAlign w:val="center"/>
+            <w:tcMar>
+              <w:top w:w="100" w:type="dxa"/>
+              <w:start w:w="100" w:type="dxa"/>
+              <w:bottom w:w="100" w:type="dxa"/>
+              <w:end w:w="100" w:type="dxa"/>
+            </w:tcMar>
+          </w:tcPr>
+          <w:p>
+            <w:pPr>
+              <w:pStyle w:val="TableBody"/>
+              <w:spacing w:after="0" w:line="276" w:lineRule="auto"/>
+              <w:jc w:val="center"/>
+            </w:pPr>
+            <w:r>
+              <w:rPr>
+                <w:rFonts w:ascii="맑은 고딕" w:hAnsi="맑은 고딕" w:eastAsia="맑은 고딕"/>
+                <w:b w:val="0"/>
+                <w:sz w:val="20"/>
+              </w:rPr>
+              <w:t>회사 계정·이메일·제안서 경유 · 직접비 공제 후</w:t>
+            </w:r>
+          </w:p>
+        </w:tc>
+      </w:tr>
+      <w:tr>
+        <w:trPr>
+          <w:cantSplit/>
+        </w:trPr>
+        <w:tc>
+          <w:tcPr>
+            <w:tcW w:type="dxa" w:w="3655"/>
+            <w:vAlign w:val="center"/>
+            <w:tcMar>
+              <w:top w:w="100" w:type="dxa"/>
+              <w:start w:w="100" w:type="dxa"/>
+              <w:bottom w:w="100" w:type="dxa"/>
+              <w:end w:w="100" w:type="dxa"/>
+            </w:tcMar>
+          </w:tcPr>
+          <w:p>
+            <w:pPr>
+              <w:pStyle w:val="TableBody"/>
+              <w:spacing w:after="0" w:line="276" w:lineRule="auto"/>
+              <w:jc w:val="left"/>
+            </w:pPr>
+            <w:r>
+              <w:rPr>
+                <w:rFonts w:ascii="맑은 고딕" w:hAnsi="맑은 고딕" w:eastAsia="맑은 고딕"/>
+                <w:b w:val="0"/>
                 <w:color w:val="000000"/>
                 <w:sz w:val="20"/>
               </w:rPr>
